--- a/suppl/KNHANES/ml/HighLDLCholesterol__prediction_KNHANES.docx
+++ b/suppl/KNHANES/ml/HighLDLCholesterol__prediction_KNHANES.docx
@@ -305,7 +305,12 @@
         <w:pStyle w:val="Heading1"/>
       </w:pPr>
       <w:r>
-        <w:t>Tuning results — best parameters and CV auROC</w:t>
+        <w:t>Tuning and model selection — training-partition cross-validation</w:t>
+      </w:r>
+    </w:p>
+    <w:p>
+      <w:r>
+        <w:t>Hyperparameter search and between-model selection both use these training-partition cross-validated scores. The selection criterion is CV_combined, the mean of the cross-validated auROC and auPRC. The held-out partition is not consulted at this stage.</w:t>
       </w:r>
     </w:p>
     <w:tbl>
@@ -315,14 +320,16 @@
         <w:tblLook w:firstColumn="1" w:firstRow="1" w:lastColumn="0" w:lastRow="0" w:noHBand="0" w:noVBand="1" w:val="04A0"/>
       </w:tblPr>
       <w:tblGrid>
-        <w:gridCol w:w="2880"/>
-        <w:gridCol w:w="2880"/>
-        <w:gridCol w:w="2880"/>
+        <w:gridCol w:w="1728"/>
+        <w:gridCol w:w="1728"/>
+        <w:gridCol w:w="1728"/>
+        <w:gridCol w:w="1728"/>
+        <w:gridCol w:w="1728"/>
       </w:tblGrid>
       <w:tr>
         <w:tc>
           <w:tcPr>
-            <w:tcW w:type="dxa" w:w="2880"/>
+            <w:tcW w:type="dxa" w:w="1728"/>
           </w:tcPr>
           <w:p>
             <w:r>
@@ -332,7 +339,7 @@
         </w:tc>
         <w:tc>
           <w:tcPr>
-            <w:tcW w:type="dxa" w:w="2880"/>
+            <w:tcW w:type="dxa" w:w="1728"/>
           </w:tcPr>
           <w:p>
             <w:r>
@@ -342,7 +349,27 @@
         </w:tc>
         <w:tc>
           <w:tcPr>
-            <w:tcW w:type="dxa" w:w="2880"/>
+            <w:tcW w:type="dxa" w:w="1728"/>
+          </w:tcPr>
+          <w:p>
+            <w:r>
+              <w:t>CV_auPRC</w:t>
+            </w:r>
+          </w:p>
+        </w:tc>
+        <w:tc>
+          <w:tcPr>
+            <w:tcW w:type="dxa" w:w="1728"/>
+          </w:tcPr>
+          <w:p>
+            <w:r>
+              <w:t>CV_combined</w:t>
+            </w:r>
+          </w:p>
+        </w:tc>
+        <w:tc>
+          <w:tcPr>
+            <w:tcW w:type="dxa" w:w="1728"/>
           </w:tcPr>
           <w:p>
             <w:r>
@@ -354,7 +381,7 @@
       <w:tr>
         <w:tc>
           <w:tcPr>
-            <w:tcW w:type="dxa" w:w="2880"/>
+            <w:tcW w:type="dxa" w:w="1728"/>
           </w:tcPr>
           <w:p>
             <w:r>
@@ -364,7 +391,7 @@
         </w:tc>
         <w:tc>
           <w:tcPr>
-            <w:tcW w:type="dxa" w:w="2880"/>
+            <w:tcW w:type="dxa" w:w="1728"/>
           </w:tcPr>
           <w:p>
             <w:r>
@@ -374,7 +401,27 @@
         </w:tc>
         <w:tc>
           <w:tcPr>
-            <w:tcW w:type="dxa" w:w="2880"/>
+            <w:tcW w:type="dxa" w:w="1728"/>
+          </w:tcPr>
+          <w:p>
+            <w:r>
+              <w:t>0.2383</w:t>
+            </w:r>
+          </w:p>
+        </w:tc>
+        <w:tc>
+          <w:tcPr>
+            <w:tcW w:type="dxa" w:w="1728"/>
+          </w:tcPr>
+          <w:p>
+            <w:r>
+              <w:t>0.4766</w:t>
+            </w:r>
+          </w:p>
+        </w:tc>
+        <w:tc>
+          <w:tcPr>
+            <w:tcW w:type="dxa" w:w="1728"/>
           </w:tcPr>
           <w:p>
             <w:r>
@@ -386,7 +433,7 @@
       <w:tr>
         <w:tc>
           <w:tcPr>
-            <w:tcW w:type="dxa" w:w="2880"/>
+            <w:tcW w:type="dxa" w:w="1728"/>
           </w:tcPr>
           <w:p>
             <w:r>
@@ -396,7 +443,7 @@
         </w:tc>
         <w:tc>
           <w:tcPr>
-            <w:tcW w:type="dxa" w:w="2880"/>
+            <w:tcW w:type="dxa" w:w="1728"/>
           </w:tcPr>
           <w:p>
             <w:r>
@@ -406,7 +453,27 @@
         </w:tc>
         <w:tc>
           <w:tcPr>
-            <w:tcW w:type="dxa" w:w="2880"/>
+            <w:tcW w:type="dxa" w:w="1728"/>
+          </w:tcPr>
+          <w:p>
+            <w:r>
+              <w:t>0.2305</w:t>
+            </w:r>
+          </w:p>
+        </w:tc>
+        <w:tc>
+          <w:tcPr>
+            <w:tcW w:type="dxa" w:w="1728"/>
+          </w:tcPr>
+          <w:p>
+            <w:r>
+              <w:t>0.4764</w:t>
+            </w:r>
+          </w:p>
+        </w:tc>
+        <w:tc>
+          <w:tcPr>
+            <w:tcW w:type="dxa" w:w="1728"/>
           </w:tcPr>
           <w:p>
             <w:r>
@@ -418,7 +485,7 @@
       <w:tr>
         <w:tc>
           <w:tcPr>
-            <w:tcW w:type="dxa" w:w="2880"/>
+            <w:tcW w:type="dxa" w:w="1728"/>
           </w:tcPr>
           <w:p>
             <w:r>
@@ -428,7 +495,7 @@
         </w:tc>
         <w:tc>
           <w:tcPr>
-            <w:tcW w:type="dxa" w:w="2880"/>
+            <w:tcW w:type="dxa" w:w="1728"/>
           </w:tcPr>
           <w:p>
             <w:r>
@@ -438,7 +505,27 @@
         </w:tc>
         <w:tc>
           <w:tcPr>
-            <w:tcW w:type="dxa" w:w="2880"/>
+            <w:tcW w:type="dxa" w:w="1728"/>
+          </w:tcPr>
+          <w:p>
+            <w:r>
+              <w:t>0.2371</w:t>
+            </w:r>
+          </w:p>
+        </w:tc>
+        <w:tc>
+          <w:tcPr>
+            <w:tcW w:type="dxa" w:w="1728"/>
+          </w:tcPr>
+          <w:p>
+            <w:r>
+              <w:t>0.4837</w:t>
+            </w:r>
+          </w:p>
+        </w:tc>
+        <w:tc>
+          <w:tcPr>
+            <w:tcW w:type="dxa" w:w="1728"/>
           </w:tcPr>
           <w:p>
             <w:r>
@@ -453,7 +540,12 @@
         <w:pStyle w:val="Heading1"/>
       </w:pPr>
       <w:r>
-        <w:t>Full performance metrics (test set)</w:t>
+        <w:t>Held-out performance metrics</w:t>
+      </w:r>
+    </w:p>
+    <w:p>
+      <w:r>
+        <w:t>Reported for every candidate for transparency; only the model selected by CV_combined above is the prespecified final model. Rows are ordered by the CV selection criterion.</w:t>
       </w:r>
     </w:p>
     <w:tbl>
@@ -463,30 +555,31 @@
         <w:tblLook w:firstColumn="1" w:firstRow="1" w:lastColumn="0" w:lastRow="0" w:noHBand="0" w:noVBand="1" w:val="04A0"/>
       </w:tblPr>
       <w:tblGrid>
-        <w:gridCol w:w="455"/>
-        <w:gridCol w:w="455"/>
-        <w:gridCol w:w="455"/>
-        <w:gridCol w:w="455"/>
-        <w:gridCol w:w="455"/>
-        <w:gridCol w:w="455"/>
-        <w:gridCol w:w="455"/>
-        <w:gridCol w:w="455"/>
-        <w:gridCol w:w="455"/>
-        <w:gridCol w:w="455"/>
-        <w:gridCol w:w="455"/>
-        <w:gridCol w:w="455"/>
-        <w:gridCol w:w="455"/>
-        <w:gridCol w:w="455"/>
-        <w:gridCol w:w="455"/>
-        <w:gridCol w:w="455"/>
-        <w:gridCol w:w="455"/>
-        <w:gridCol w:w="455"/>
-        <w:gridCol w:w="455"/>
+        <w:gridCol w:w="432"/>
+        <w:gridCol w:w="432"/>
+        <w:gridCol w:w="432"/>
+        <w:gridCol w:w="432"/>
+        <w:gridCol w:w="432"/>
+        <w:gridCol w:w="432"/>
+        <w:gridCol w:w="432"/>
+        <w:gridCol w:w="432"/>
+        <w:gridCol w:w="432"/>
+        <w:gridCol w:w="432"/>
+        <w:gridCol w:w="432"/>
+        <w:gridCol w:w="432"/>
+        <w:gridCol w:w="432"/>
+        <w:gridCol w:w="432"/>
+        <w:gridCol w:w="432"/>
+        <w:gridCol w:w="432"/>
+        <w:gridCol w:w="432"/>
+        <w:gridCol w:w="432"/>
+        <w:gridCol w:w="432"/>
+        <w:gridCol w:w="432"/>
       </w:tblGrid>
       <w:tr>
         <w:tc>
           <w:tcPr>
-            <w:tcW w:type="dxa" w:w="455"/>
+            <w:tcW w:type="dxa" w:w="432"/>
           </w:tcPr>
           <w:p>
             <w:r>
@@ -496,7 +589,17 @@
         </w:tc>
         <w:tc>
           <w:tcPr>
-            <w:tcW w:type="dxa" w:w="455"/>
+            <w:tcW w:type="dxa" w:w="432"/>
+          </w:tcPr>
+          <w:p>
+            <w:r>
+              <w:t>CV_combined</w:t>
+            </w:r>
+          </w:p>
+        </w:tc>
+        <w:tc>
+          <w:tcPr>
+            <w:tcW w:type="dxa" w:w="432"/>
           </w:tcPr>
           <w:p>
             <w:r>
@@ -506,7 +609,7 @@
         </w:tc>
         <w:tc>
           <w:tcPr>
-            <w:tcW w:type="dxa" w:w="455"/>
+            <w:tcW w:type="dxa" w:w="432"/>
           </w:tcPr>
           <w:p>
             <w:r>
@@ -516,7 +619,7 @@
         </w:tc>
         <w:tc>
           <w:tcPr>
-            <w:tcW w:type="dxa" w:w="455"/>
+            <w:tcW w:type="dxa" w:w="432"/>
           </w:tcPr>
           <w:p>
             <w:r>
@@ -526,7 +629,7 @@
         </w:tc>
         <w:tc>
           <w:tcPr>
-            <w:tcW w:type="dxa" w:w="455"/>
+            <w:tcW w:type="dxa" w:w="432"/>
           </w:tcPr>
           <w:p>
             <w:r>
@@ -536,7 +639,7 @@
         </w:tc>
         <w:tc>
           <w:tcPr>
-            <w:tcW w:type="dxa" w:w="455"/>
+            <w:tcW w:type="dxa" w:w="432"/>
           </w:tcPr>
           <w:p>
             <w:r>
@@ -546,7 +649,7 @@
         </w:tc>
         <w:tc>
           <w:tcPr>
-            <w:tcW w:type="dxa" w:w="455"/>
+            <w:tcW w:type="dxa" w:w="432"/>
           </w:tcPr>
           <w:p>
             <w:r>
@@ -556,7 +659,7 @@
         </w:tc>
         <w:tc>
           <w:tcPr>
-            <w:tcW w:type="dxa" w:w="455"/>
+            <w:tcW w:type="dxa" w:w="432"/>
           </w:tcPr>
           <w:p>
             <w:r>
@@ -566,7 +669,7 @@
         </w:tc>
         <w:tc>
           <w:tcPr>
-            <w:tcW w:type="dxa" w:w="455"/>
+            <w:tcW w:type="dxa" w:w="432"/>
           </w:tcPr>
           <w:p>
             <w:r>
@@ -576,7 +679,7 @@
         </w:tc>
         <w:tc>
           <w:tcPr>
-            <w:tcW w:type="dxa" w:w="455"/>
+            <w:tcW w:type="dxa" w:w="432"/>
           </w:tcPr>
           <w:p>
             <w:r>
@@ -586,7 +689,7 @@
         </w:tc>
         <w:tc>
           <w:tcPr>
-            <w:tcW w:type="dxa" w:w="455"/>
+            <w:tcW w:type="dxa" w:w="432"/>
           </w:tcPr>
           <w:p>
             <w:r>
@@ -596,7 +699,7 @@
         </w:tc>
         <w:tc>
           <w:tcPr>
-            <w:tcW w:type="dxa" w:w="455"/>
+            <w:tcW w:type="dxa" w:w="432"/>
           </w:tcPr>
           <w:p>
             <w:r>
@@ -606,7 +709,7 @@
         </w:tc>
         <w:tc>
           <w:tcPr>
-            <w:tcW w:type="dxa" w:w="455"/>
+            <w:tcW w:type="dxa" w:w="432"/>
           </w:tcPr>
           <w:p>
             <w:r>
@@ -616,7 +719,7 @@
         </w:tc>
         <w:tc>
           <w:tcPr>
-            <w:tcW w:type="dxa" w:w="455"/>
+            <w:tcW w:type="dxa" w:w="432"/>
           </w:tcPr>
           <w:p>
             <w:r>
@@ -626,7 +729,7 @@
         </w:tc>
         <w:tc>
           <w:tcPr>
-            <w:tcW w:type="dxa" w:w="455"/>
+            <w:tcW w:type="dxa" w:w="432"/>
           </w:tcPr>
           <w:p>
             <w:r>
@@ -636,7 +739,7 @@
         </w:tc>
         <w:tc>
           <w:tcPr>
-            <w:tcW w:type="dxa" w:w="455"/>
+            <w:tcW w:type="dxa" w:w="432"/>
           </w:tcPr>
           <w:p>
             <w:r>
@@ -646,7 +749,7 @@
         </w:tc>
         <w:tc>
           <w:tcPr>
-            <w:tcW w:type="dxa" w:w="455"/>
+            <w:tcW w:type="dxa" w:w="432"/>
           </w:tcPr>
           <w:p>
             <w:r>
@@ -656,7 +759,7 @@
         </w:tc>
         <w:tc>
           <w:tcPr>
-            <w:tcW w:type="dxa" w:w="455"/>
+            <w:tcW w:type="dxa" w:w="432"/>
           </w:tcPr>
           <w:p>
             <w:r>
@@ -666,7 +769,7 @@
         </w:tc>
         <w:tc>
           <w:tcPr>
-            <w:tcW w:type="dxa" w:w="455"/>
+            <w:tcW w:type="dxa" w:w="432"/>
           </w:tcPr>
           <w:p>
             <w:r>
@@ -678,7 +781,7 @@
       <w:tr>
         <w:tc>
           <w:tcPr>
-            <w:tcW w:type="dxa" w:w="455"/>
+            <w:tcW w:type="dxa" w:w="432"/>
           </w:tcPr>
           <w:p>
             <w:r>
@@ -688,7 +791,17 @@
         </w:tc>
         <w:tc>
           <w:tcPr>
-            <w:tcW w:type="dxa" w:w="455"/>
+            <w:tcW w:type="dxa" w:w="432"/>
+          </w:tcPr>
+          <w:p>
+            <w:r>
+              <w:t>0.4837</w:t>
+            </w:r>
+          </w:p>
+        </w:tc>
+        <w:tc>
+          <w:tcPr>
+            <w:tcW w:type="dxa" w:w="432"/>
           </w:tcPr>
           <w:p>
             <w:r>
@@ -698,7 +811,7 @@
         </w:tc>
         <w:tc>
           <w:tcPr>
-            <w:tcW w:type="dxa" w:w="455"/>
+            <w:tcW w:type="dxa" w:w="432"/>
           </w:tcPr>
           <w:p>
             <w:r>
@@ -708,7 +821,7 @@
         </w:tc>
         <w:tc>
           <w:tcPr>
-            <w:tcW w:type="dxa" w:w="455"/>
+            <w:tcW w:type="dxa" w:w="432"/>
           </w:tcPr>
           <w:p>
             <w:r>
@@ -718,7 +831,7 @@
         </w:tc>
         <w:tc>
           <w:tcPr>
-            <w:tcW w:type="dxa" w:w="455"/>
+            <w:tcW w:type="dxa" w:w="432"/>
           </w:tcPr>
           <w:p>
             <w:r>
@@ -728,7 +841,7 @@
         </w:tc>
         <w:tc>
           <w:tcPr>
-            <w:tcW w:type="dxa" w:w="455"/>
+            <w:tcW w:type="dxa" w:w="432"/>
           </w:tcPr>
           <w:p>
             <w:r>
@@ -738,7 +851,7 @@
         </w:tc>
         <w:tc>
           <w:tcPr>
-            <w:tcW w:type="dxa" w:w="455"/>
+            <w:tcW w:type="dxa" w:w="432"/>
           </w:tcPr>
           <w:p>
             <w:r>
@@ -748,7 +861,7 @@
         </w:tc>
         <w:tc>
           <w:tcPr>
-            <w:tcW w:type="dxa" w:w="455"/>
+            <w:tcW w:type="dxa" w:w="432"/>
           </w:tcPr>
           <w:p>
             <w:r>
@@ -758,7 +871,7 @@
         </w:tc>
         <w:tc>
           <w:tcPr>
-            <w:tcW w:type="dxa" w:w="455"/>
+            <w:tcW w:type="dxa" w:w="432"/>
           </w:tcPr>
           <w:p>
             <w:r>
@@ -768,7 +881,7 @@
         </w:tc>
         <w:tc>
           <w:tcPr>
-            <w:tcW w:type="dxa" w:w="455"/>
+            <w:tcW w:type="dxa" w:w="432"/>
           </w:tcPr>
           <w:p>
             <w:r>
@@ -778,7 +891,7 @@
         </w:tc>
         <w:tc>
           <w:tcPr>
-            <w:tcW w:type="dxa" w:w="455"/>
+            <w:tcW w:type="dxa" w:w="432"/>
           </w:tcPr>
           <w:p>
             <w:r>
@@ -788,7 +901,7 @@
         </w:tc>
         <w:tc>
           <w:tcPr>
-            <w:tcW w:type="dxa" w:w="455"/>
+            <w:tcW w:type="dxa" w:w="432"/>
           </w:tcPr>
           <w:p>
             <w:r>
@@ -798,7 +911,7 @@
         </w:tc>
         <w:tc>
           <w:tcPr>
-            <w:tcW w:type="dxa" w:w="455"/>
+            <w:tcW w:type="dxa" w:w="432"/>
           </w:tcPr>
           <w:p>
             <w:r>
@@ -808,7 +921,7 @@
         </w:tc>
         <w:tc>
           <w:tcPr>
-            <w:tcW w:type="dxa" w:w="455"/>
+            <w:tcW w:type="dxa" w:w="432"/>
           </w:tcPr>
           <w:p>
             <w:r>
@@ -818,7 +931,7 @@
         </w:tc>
         <w:tc>
           <w:tcPr>
-            <w:tcW w:type="dxa" w:w="455"/>
+            <w:tcW w:type="dxa" w:w="432"/>
           </w:tcPr>
           <w:p>
             <w:r>
@@ -828,7 +941,7 @@
         </w:tc>
         <w:tc>
           <w:tcPr>
-            <w:tcW w:type="dxa" w:w="455"/>
+            <w:tcW w:type="dxa" w:w="432"/>
           </w:tcPr>
           <w:p>
             <w:r>
@@ -838,7 +951,7 @@
         </w:tc>
         <w:tc>
           <w:tcPr>
-            <w:tcW w:type="dxa" w:w="455"/>
+            <w:tcW w:type="dxa" w:w="432"/>
           </w:tcPr>
           <w:p>
             <w:r>
@@ -848,7 +961,7 @@
         </w:tc>
         <w:tc>
           <w:tcPr>
-            <w:tcW w:type="dxa" w:w="455"/>
+            <w:tcW w:type="dxa" w:w="432"/>
           </w:tcPr>
           <w:p>
             <w:r>
@@ -858,7 +971,7 @@
         </w:tc>
         <w:tc>
           <w:tcPr>
-            <w:tcW w:type="dxa" w:w="455"/>
+            <w:tcW w:type="dxa" w:w="432"/>
           </w:tcPr>
           <w:p>
             <w:r>
@@ -870,7 +983,209 @@
       <w:tr>
         <w:tc>
           <w:tcPr>
-            <w:tcW w:type="dxa" w:w="455"/>
+            <w:tcW w:type="dxa" w:w="432"/>
+          </w:tcPr>
+          <w:p>
+            <w:r>
+              <w:t>LogisticRegression</w:t>
+            </w:r>
+          </w:p>
+        </w:tc>
+        <w:tc>
+          <w:tcPr>
+            <w:tcW w:type="dxa" w:w="432"/>
+          </w:tcPr>
+          <w:p>
+            <w:r>
+              <w:t>0.4766</w:t>
+            </w:r>
+          </w:p>
+        </w:tc>
+        <w:tc>
+          <w:tcPr>
+            <w:tcW w:type="dxa" w:w="432"/>
+          </w:tcPr>
+          <w:p>
+            <w:r>
+              <w:t>2</w:t>
+            </w:r>
+          </w:p>
+        </w:tc>
+        <w:tc>
+          <w:tcPr>
+            <w:tcW w:type="dxa" w:w="432"/>
+          </w:tcPr>
+          <w:p>
+            <w:r>
+              <w:t>1611</w:t>
+            </w:r>
+          </w:p>
+        </w:tc>
+        <w:tc>
+          <w:tcPr>
+            <w:tcW w:type="dxa" w:w="432"/>
+          </w:tcPr>
+          <w:p>
+            <w:r>
+              <w:t>4</w:t>
+            </w:r>
+          </w:p>
+        </w:tc>
+        <w:tc>
+          <w:tcPr>
+            <w:tcW w:type="dxa" w:w="432"/>
+          </w:tcPr>
+          <w:p>
+            <w:r>
+              <w:t>183</w:t>
+            </w:r>
+          </w:p>
+        </w:tc>
+        <w:tc>
+          <w:tcPr>
+            <w:tcW w:type="dxa" w:w="432"/>
+          </w:tcPr>
+          <w:p>
+            <w:r>
+              <w:t>0.0108</w:t>
+            </w:r>
+          </w:p>
+        </w:tc>
+        <w:tc>
+          <w:tcPr>
+            <w:tcW w:type="dxa" w:w="432"/>
+          </w:tcPr>
+          <w:p>
+            <w:r>
+              <w:t>0.9975</w:t>
+            </w:r>
+          </w:p>
+        </w:tc>
+        <w:tc>
+          <w:tcPr>
+            <w:tcW w:type="dxa" w:w="432"/>
+          </w:tcPr>
+          <w:p>
+            <w:r>
+              <w:t>0.3333</w:t>
+            </w:r>
+          </w:p>
+        </w:tc>
+        <w:tc>
+          <w:tcPr>
+            <w:tcW w:type="dxa" w:w="432"/>
+          </w:tcPr>
+          <w:p>
+            <w:r>
+              <w:t>0.898</w:t>
+            </w:r>
+          </w:p>
+        </w:tc>
+        <w:tc>
+          <w:tcPr>
+            <w:tcW w:type="dxa" w:w="432"/>
+          </w:tcPr>
+          <w:p>
+            <w:r>
+              <w:t>0.8961</w:t>
+            </w:r>
+          </w:p>
+        </w:tc>
+        <w:tc>
+          <w:tcPr>
+            <w:tcW w:type="dxa" w:w="432"/>
+          </w:tcPr>
+          <w:p>
+            <w:r>
+              <w:t>0.5042</w:t>
+            </w:r>
+          </w:p>
+        </w:tc>
+        <w:tc>
+          <w:tcPr>
+            <w:tcW w:type="dxa" w:w="432"/>
+          </w:tcPr>
+          <w:p>
+            <w:r>
+              <w:t>0.0209</w:t>
+            </w:r>
+          </w:p>
+        </w:tc>
+        <w:tc>
+          <w:tcPr>
+            <w:tcW w:type="dxa" w:w="432"/>
+          </w:tcPr>
+          <w:p>
+            <w:r>
+              <w:t>0.0439</w:t>
+            </w:r>
+          </w:p>
+        </w:tc>
+        <w:tc>
+          <w:tcPr>
+            <w:tcW w:type="dxa" w:w="432"/>
+          </w:tcPr>
+          <w:p>
+            <w:r>
+              <w:t>0.0146</w:t>
+            </w:r>
+          </w:p>
+        </w:tc>
+        <w:tc>
+          <w:tcPr>
+            <w:tcW w:type="dxa" w:w="432"/>
+          </w:tcPr>
+          <w:p>
+            <w:r>
+              <w:t>0.6994</w:t>
+            </w:r>
+          </w:p>
+        </w:tc>
+        <w:tc>
+          <w:tcPr>
+            <w:tcW w:type="dxa" w:w="432"/>
+          </w:tcPr>
+          <w:p>
+            <w:r>
+              <w:t>0.2166</w:t>
+            </w:r>
+          </w:p>
+        </w:tc>
+        <w:tc>
+          <w:tcPr>
+            <w:tcW w:type="dxa" w:w="432"/>
+          </w:tcPr>
+          <w:p>
+            <w:r>
+              <w:t>0.3076</w:t>
+            </w:r>
+          </w:p>
+        </w:tc>
+        <w:tc>
+          <w:tcPr>
+            <w:tcW w:type="dxa" w:w="432"/>
+          </w:tcPr>
+          <w:p>
+            <w:r>
+              <w:t>0.0877</w:t>
+            </w:r>
+          </w:p>
+        </w:tc>
+        <w:tc>
+          <w:tcPr>
+            <w:tcW w:type="dxa" w:w="432"/>
+          </w:tcPr>
+          <w:p>
+            <w:r>
+              <w:t>0.458</w:t>
+            </w:r>
+          </w:p>
+        </w:tc>
+      </w:tr>
+      <w:tr>
+        <w:tc>
+          <w:tcPr>
+            <w:tcW w:type="dxa" w:w="432"/>
           </w:tcPr>
           <w:p>
             <w:r>
@@ -880,7 +1195,17 @@
         </w:tc>
         <w:tc>
           <w:tcPr>
-            <w:tcW w:type="dxa" w:w="455"/>
+            <w:tcW w:type="dxa" w:w="432"/>
+          </w:tcPr>
+          <w:p>
+            <w:r>
+              <w:t>0.4764</w:t>
+            </w:r>
+          </w:p>
+        </w:tc>
+        <w:tc>
+          <w:tcPr>
+            <w:tcW w:type="dxa" w:w="432"/>
           </w:tcPr>
           <w:p>
             <w:r>
@@ -890,7 +1215,7 @@
         </w:tc>
         <w:tc>
           <w:tcPr>
-            <w:tcW w:type="dxa" w:w="455"/>
+            <w:tcW w:type="dxa" w:w="432"/>
           </w:tcPr>
           <w:p>
             <w:r>
@@ -900,7 +1225,7 @@
         </w:tc>
         <w:tc>
           <w:tcPr>
-            <w:tcW w:type="dxa" w:w="455"/>
+            <w:tcW w:type="dxa" w:w="432"/>
           </w:tcPr>
           <w:p>
             <w:r>
@@ -910,7 +1235,7 @@
         </w:tc>
         <w:tc>
           <w:tcPr>
-            <w:tcW w:type="dxa" w:w="455"/>
+            <w:tcW w:type="dxa" w:w="432"/>
           </w:tcPr>
           <w:p>
             <w:r>
@@ -920,7 +1245,7 @@
         </w:tc>
         <w:tc>
           <w:tcPr>
-            <w:tcW w:type="dxa" w:w="455"/>
+            <w:tcW w:type="dxa" w:w="432"/>
           </w:tcPr>
           <w:p>
             <w:r>
@@ -930,7 +1255,7 @@
         </w:tc>
         <w:tc>
           <w:tcPr>
-            <w:tcW w:type="dxa" w:w="455"/>
+            <w:tcW w:type="dxa" w:w="432"/>
           </w:tcPr>
           <w:p>
             <w:r>
@@ -940,7 +1265,7 @@
         </w:tc>
         <w:tc>
           <w:tcPr>
-            <w:tcW w:type="dxa" w:w="455"/>
+            <w:tcW w:type="dxa" w:w="432"/>
           </w:tcPr>
           <w:p>
             <w:r>
@@ -950,7 +1275,7 @@
         </w:tc>
         <w:tc>
           <w:tcPr>
-            <w:tcW w:type="dxa" w:w="455"/>
+            <w:tcW w:type="dxa" w:w="432"/>
           </w:tcPr>
           <w:p>
             <w:r>
@@ -960,7 +1285,7 @@
         </w:tc>
         <w:tc>
           <w:tcPr>
-            <w:tcW w:type="dxa" w:w="455"/>
+            <w:tcW w:type="dxa" w:w="432"/>
           </w:tcPr>
           <w:p>
             <w:r>
@@ -970,7 +1295,7 @@
         </w:tc>
         <w:tc>
           <w:tcPr>
-            <w:tcW w:type="dxa" w:w="455"/>
+            <w:tcW w:type="dxa" w:w="432"/>
           </w:tcPr>
           <w:p>
             <w:r>
@@ -980,7 +1305,7 @@
         </w:tc>
         <w:tc>
           <w:tcPr>
-            <w:tcW w:type="dxa" w:w="455"/>
+            <w:tcW w:type="dxa" w:w="432"/>
           </w:tcPr>
           <w:p>
             <w:r>
@@ -990,7 +1315,7 @@
         </w:tc>
         <w:tc>
           <w:tcPr>
-            <w:tcW w:type="dxa" w:w="455"/>
+            <w:tcW w:type="dxa" w:w="432"/>
           </w:tcPr>
           <w:p>
             <w:r>
@@ -1000,7 +1325,7 @@
         </w:tc>
         <w:tc>
           <w:tcPr>
-            <w:tcW w:type="dxa" w:w="455"/>
+            <w:tcW w:type="dxa" w:w="432"/>
           </w:tcPr>
           <w:p>
             <w:r>
@@ -1010,7 +1335,7 @@
         </w:tc>
         <w:tc>
           <w:tcPr>
-            <w:tcW w:type="dxa" w:w="455"/>
+            <w:tcW w:type="dxa" w:w="432"/>
           </w:tcPr>
           <w:p>
             <w:r>
@@ -1020,7 +1345,7 @@
         </w:tc>
         <w:tc>
           <w:tcPr>
-            <w:tcW w:type="dxa" w:w="455"/>
+            <w:tcW w:type="dxa" w:w="432"/>
           </w:tcPr>
           <w:p>
             <w:r>
@@ -1030,7 +1355,7 @@
         </w:tc>
         <w:tc>
           <w:tcPr>
-            <w:tcW w:type="dxa" w:w="455"/>
+            <w:tcW w:type="dxa" w:w="432"/>
           </w:tcPr>
           <w:p>
             <w:r>
@@ -1040,7 +1365,7 @@
         </w:tc>
         <w:tc>
           <w:tcPr>
-            <w:tcW w:type="dxa" w:w="455"/>
+            <w:tcW w:type="dxa" w:w="432"/>
           </w:tcPr>
           <w:p>
             <w:r>
@@ -1050,203 +1375,11 @@
         </w:tc>
         <w:tc>
           <w:tcPr>
-            <w:tcW w:type="dxa" w:w="455"/>
+            <w:tcW w:type="dxa" w:w="432"/>
           </w:tcPr>
           <w:p>
             <w:r>
               <w:t>0.4724</w:t>
-            </w:r>
-          </w:p>
-        </w:tc>
-      </w:tr>
-      <w:tr>
-        <w:tc>
-          <w:tcPr>
-            <w:tcW w:type="dxa" w:w="455"/>
-          </w:tcPr>
-          <w:p>
-            <w:r>
-              <w:t>LogisticRegression</w:t>
-            </w:r>
-          </w:p>
-        </w:tc>
-        <w:tc>
-          <w:tcPr>
-            <w:tcW w:type="dxa" w:w="455"/>
-          </w:tcPr>
-          <w:p>
-            <w:r>
-              <w:t>2</w:t>
-            </w:r>
-          </w:p>
-        </w:tc>
-        <w:tc>
-          <w:tcPr>
-            <w:tcW w:type="dxa" w:w="455"/>
-          </w:tcPr>
-          <w:p>
-            <w:r>
-              <w:t>1611</w:t>
-            </w:r>
-          </w:p>
-        </w:tc>
-        <w:tc>
-          <w:tcPr>
-            <w:tcW w:type="dxa" w:w="455"/>
-          </w:tcPr>
-          <w:p>
-            <w:r>
-              <w:t>4</w:t>
-            </w:r>
-          </w:p>
-        </w:tc>
-        <w:tc>
-          <w:tcPr>
-            <w:tcW w:type="dxa" w:w="455"/>
-          </w:tcPr>
-          <w:p>
-            <w:r>
-              <w:t>183</w:t>
-            </w:r>
-          </w:p>
-        </w:tc>
-        <w:tc>
-          <w:tcPr>
-            <w:tcW w:type="dxa" w:w="455"/>
-          </w:tcPr>
-          <w:p>
-            <w:r>
-              <w:t>0.0108</w:t>
-            </w:r>
-          </w:p>
-        </w:tc>
-        <w:tc>
-          <w:tcPr>
-            <w:tcW w:type="dxa" w:w="455"/>
-          </w:tcPr>
-          <w:p>
-            <w:r>
-              <w:t>0.9975</w:t>
-            </w:r>
-          </w:p>
-        </w:tc>
-        <w:tc>
-          <w:tcPr>
-            <w:tcW w:type="dxa" w:w="455"/>
-          </w:tcPr>
-          <w:p>
-            <w:r>
-              <w:t>0.3333</w:t>
-            </w:r>
-          </w:p>
-        </w:tc>
-        <w:tc>
-          <w:tcPr>
-            <w:tcW w:type="dxa" w:w="455"/>
-          </w:tcPr>
-          <w:p>
-            <w:r>
-              <w:t>0.898</w:t>
-            </w:r>
-          </w:p>
-        </w:tc>
-        <w:tc>
-          <w:tcPr>
-            <w:tcW w:type="dxa" w:w="455"/>
-          </w:tcPr>
-          <w:p>
-            <w:r>
-              <w:t>0.8961</w:t>
-            </w:r>
-          </w:p>
-        </w:tc>
-        <w:tc>
-          <w:tcPr>
-            <w:tcW w:type="dxa" w:w="455"/>
-          </w:tcPr>
-          <w:p>
-            <w:r>
-              <w:t>0.5042</w:t>
-            </w:r>
-          </w:p>
-        </w:tc>
-        <w:tc>
-          <w:tcPr>
-            <w:tcW w:type="dxa" w:w="455"/>
-          </w:tcPr>
-          <w:p>
-            <w:r>
-              <w:t>0.0209</w:t>
-            </w:r>
-          </w:p>
-        </w:tc>
-        <w:tc>
-          <w:tcPr>
-            <w:tcW w:type="dxa" w:w="455"/>
-          </w:tcPr>
-          <w:p>
-            <w:r>
-              <w:t>0.0439</w:t>
-            </w:r>
-          </w:p>
-        </w:tc>
-        <w:tc>
-          <w:tcPr>
-            <w:tcW w:type="dxa" w:w="455"/>
-          </w:tcPr>
-          <w:p>
-            <w:r>
-              <w:t>0.0146</w:t>
-            </w:r>
-          </w:p>
-        </w:tc>
-        <w:tc>
-          <w:tcPr>
-            <w:tcW w:type="dxa" w:w="455"/>
-          </w:tcPr>
-          <w:p>
-            <w:r>
-              <w:t>0.6994</w:t>
-            </w:r>
-          </w:p>
-        </w:tc>
-        <w:tc>
-          <w:tcPr>
-            <w:tcW w:type="dxa" w:w="455"/>
-          </w:tcPr>
-          <w:p>
-            <w:r>
-              <w:t>0.2166</w:t>
-            </w:r>
-          </w:p>
-        </w:tc>
-        <w:tc>
-          <w:tcPr>
-            <w:tcW w:type="dxa" w:w="455"/>
-          </w:tcPr>
-          <w:p>
-            <w:r>
-              <w:t>0.3076</w:t>
-            </w:r>
-          </w:p>
-        </w:tc>
-        <w:tc>
-          <w:tcPr>
-            <w:tcW w:type="dxa" w:w="455"/>
-          </w:tcPr>
-          <w:p>
-            <w:r>
-              <w:t>0.0877</w:t>
-            </w:r>
-          </w:p>
-        </w:tc>
-        <w:tc>
-          <w:tcPr>
-            <w:tcW w:type="dxa" w:w="455"/>
-          </w:tcPr>
-          <w:p>
-            <w:r>
-              <w:t>0.458</w:t>
             </w:r>
           </w:p>
         </w:tc>
@@ -1301,12 +1434,12 @@
         <w:pStyle w:val="Heading1"/>
       </w:pPr>
       <w:r>
-        <w:t>Selected final model — XGBoost (combined=0.4728)</w:t>
+        <w:t>Selected final model — XGBoost (CV combined=0.4837; held-out auROC=0.7169)</w:t>
       </w:r>
     </w:p>
     <w:p>
       <w:r>
-        <w:t>Among 3 candidate models, XGBoost achieved the highest combined score, with an area under the receiver operating characteristic curve of 0.7169 and area under the precision-recall curve of 0.2288.</w:t>
+        <w:t>Among 3 candidate models, XGBoost achieved the highest cross-validated combined score (0.4837) within the training partition and was selected on that basis. Refitted on the complete training partition and evaluated once on the untouched held-out partition, it reached an area under the receiver operating characteristic curve of 0.7169 and an area under the precision-recall curve of 0.2288.</w:t>
       </w:r>
     </w:p>
     <w:p>
